--- a/PPTs/Exams/CSC111 Cheatsheet.docx
+++ b/PPTs/Exams/CSC111 Cheatsheet.docx
@@ -61,9 +61,9 @@
           <w:lang w:eastAsia="en-US"/>
         </w:rPr>
         <w:drawing>
-          <wp:inline distT="0" distB="0" distL="0" distR="0" wp14:anchorId="3A00E271" wp14:editId="6A859D19">
-            <wp:extent cx="2576946" cy="3284622"/>
-            <wp:effectExtent l="0" t="0" r="0" b="0"/>
+          <wp:inline distT="0" distB="0" distL="0" distR="0" wp14:anchorId="3A00E271" wp14:editId="5D742F54">
+            <wp:extent cx="3115341" cy="3970867"/>
+            <wp:effectExtent l="0" t="0" r="8890" b="0"/>
             <wp:docPr id="2078207799" name="Picture 1"/>
             <wp:cNvGraphicFramePr>
               <a:graphicFrameLocks xmlns:a="http://schemas.openxmlformats.org/drawingml/2006/main" noChangeAspect="1"/>
@@ -93,7 +93,7 @@
                   <pic:spPr bwMode="auto">
                     <a:xfrm>
                       <a:off x="0" y="0"/>
-                      <a:ext cx="2579329" cy="3287659"/>
+                      <a:ext cx="3132253" cy="3992423"/>
                     </a:xfrm>
                     <a:prstGeom prst="rect">
                       <a:avLst/>
@@ -121,6 +121,7 @@
         <w:rPr>
           <w:rFonts w:ascii="Calibri" w:eastAsiaTheme="minorHAnsi" w:hAnsi="Calibri" w:cs="Calibri"/>
           <w:b/>
+          <w:noProof/>
           <w:color w:val="000000"/>
           <w:lang w:eastAsia="en-US"/>
         </w:rPr>
@@ -175,6 +176,7 @@
         <w:rPr>
           <w:rFonts w:ascii="Calibri" w:eastAsiaTheme="minorHAnsi" w:hAnsi="Calibri" w:cs="Calibri"/>
           <w:b/>
+          <w:noProof/>
           <w:color w:val="000000"/>
           <w:lang w:eastAsia="en-US"/>
         </w:rPr>
@@ -689,9 +691,111 @@
         </w:drawing>
       </w:r>
     </w:p>
+    <w:p>
+      <w:pPr>
+        <w:jc w:val="center"/>
+        <w:rPr>
+          <w:rFonts w:ascii="Calibri" w:eastAsiaTheme="minorEastAsia" w:hAnsi="Calibri" w:cs="Calibri"/>
+          <w:b/>
+          <w:noProof/>
+          <w:color w:val="000000"/>
+        </w:rPr>
+      </w:pPr>
+      <w:r>
+        <w:rPr>
+          <w:rFonts w:ascii="Calibri" w:eastAsiaTheme="minorEastAsia" w:hAnsi="Calibri" w:cs="Calibri"/>
+          <w:b/>
+          <w:noProof/>
+          <w:color w:val="000000"/>
+        </w:rPr>
+        <w:t xml:space="preserve">Ch16 Timer PWM </w:t>
+      </w:r>
+      <w:r>
+        <w:rPr>
+          <w:rFonts w:ascii="Calibri" w:eastAsiaTheme="minorEastAsia" w:hAnsi="Calibri" w:cs="Calibri"/>
+          <w:b/>
+          <w:noProof/>
+          <w:color w:val="000000"/>
+        </w:rPr>
+        <w:t>Equations</w:t>
+      </w:r>
+    </w:p>
+    <w:p>
+      <w:pPr>
+        <w:jc w:val="center"/>
+        <w:rPr>
+          <w:rFonts w:ascii="Calibri" w:eastAsiaTheme="minorEastAsia" w:hAnsi="Calibri" w:cs="Calibri"/>
+          <w:b/>
+          <w:color w:val="000000"/>
+        </w:rPr>
+      </w:pPr>
+      <w:r>
+        <w:rPr>
+          <w:rFonts w:ascii="Calibri" w:eastAsiaTheme="minorEastAsia" w:hAnsi="Calibri" w:cs="Calibri"/>
+          <w:b/>
+          <w:noProof/>
+          <w:color w:val="000000"/>
+        </w:rPr>
+        <w:drawing>
+          <wp:inline distT="0" distB="0" distL="0" distR="0" wp14:anchorId="5C831880" wp14:editId="51F38966">
+            <wp:extent cx="6383867" cy="3755456"/>
+            <wp:effectExtent l="0" t="0" r="0" b="0"/>
+            <wp:docPr id="639697371" name="Picture 2"/>
+            <wp:cNvGraphicFramePr>
+              <a:graphicFrameLocks xmlns:a="http://schemas.openxmlformats.org/drawingml/2006/main" noChangeAspect="1"/>
+            </wp:cNvGraphicFramePr>
+            <a:graphic xmlns:a="http://schemas.openxmlformats.org/drawingml/2006/main">
+              <a:graphicData uri="http://schemas.openxmlformats.org/drawingml/2006/picture">
+                <pic:pic xmlns:pic="http://schemas.openxmlformats.org/drawingml/2006/picture">
+                  <pic:nvPicPr>
+                    <pic:cNvPr id="0" name="Picture 3"/>
+                    <pic:cNvPicPr>
+                      <a:picLocks noChangeAspect="1" noChangeArrowheads="1"/>
+                    </pic:cNvPicPr>
+                  </pic:nvPicPr>
+                  <pic:blipFill>
+                    <a:blip r:embed="rId12">
+                      <a:extLst>
+                        <a:ext uri="{28A0092B-C50C-407E-A947-70E740481C1C}">
+                          <a14:useLocalDpi xmlns:a14="http://schemas.microsoft.com/office/drawing/2010/main" val="0"/>
+                        </a:ext>
+                      </a:extLst>
+                    </a:blip>
+                    <a:srcRect/>
+                    <a:stretch>
+                      <a:fillRect/>
+                    </a:stretch>
+                  </pic:blipFill>
+                  <pic:spPr bwMode="auto">
+                    <a:xfrm>
+                      <a:off x="0" y="0"/>
+                      <a:ext cx="6402806" cy="3766597"/>
+                    </a:xfrm>
+                    <a:prstGeom prst="rect">
+                      <a:avLst/>
+                    </a:prstGeom>
+                    <a:noFill/>
+                  </pic:spPr>
+                </pic:pic>
+              </a:graphicData>
+            </a:graphic>
+          </wp:inline>
+        </w:drawing>
+      </w:r>
+    </w:p>
+    <w:p>
+      <w:pPr>
+        <w:jc w:val="center"/>
+        <w:rPr>
+          <w:rFonts w:ascii="Calibri" w:eastAsiaTheme="minorEastAsia" w:hAnsi="Calibri" w:cs="Calibri"/>
+          <w:b/>
+          <w:color w:val="000000"/>
+        </w:rPr>
+      </w:pPr>
+    </w:p>
     <w:sectPr>
-      <w:footerReference w:type="even" r:id="rId12"/>
-      <w:footerReference w:type="default" r:id="rId13"/>
+      <w:footerReference w:type="even" r:id="rId13"/>
+      <w:footerReference w:type="default" r:id="rId14"/>
       <w:type w:val="continuous"/>
       <w:pgSz w:w="12240" w:h="15840" w:code="1"/>
       <w:pgMar w:top="1440" w:right="1008" w:bottom="1440" w:left="1008" w:header="720" w:footer="720" w:gutter="0"/>
@@ -3607,7 +3711,6 @@
   <w:style w:type="character" w:default="1" w:styleId="DefaultParagraphFont">
     <w:name w:val="Default Paragraph Font"/>
     <w:uiPriority w:val="1"/>
-    <w:semiHidden/>
     <w:unhideWhenUsed/>
   </w:style>
   <w:style w:type="table" w:default="1" w:styleId="TableNormal">
